--- a/docs/圆爱康/03_产出方案/体系文件/关于患者子宫复旧投诉的正式回复函.docx
+++ b/docs/圆爱康/03_产出方案/体系文件/关于患者子宫复旧投诉的正式回复函.docx
@@ -13,9 +13,7 @@
           <w:b/>
           <w:sz w:val="36"/>
         </w:rPr>
-        <w:t>关于患者投诉子宫复旧居家康复项目</w:t>
-        <w:br/>
-        <w:t>治疗合规性的回复函</w:t>
+        <w:t>关于患者对子宫复旧居家康复项目投诉的正式回复函</w:t>
       </w:r>
     </w:p>
     <w:p>
@@ -55,7 +53,7 @@
           <w:b/>
           <w:sz w:val="32"/>
         </w:rPr>
-        <w:t>关于患者投诉子宫复旧居家康复项目治疗合规性的回复函</w:t>
+        <w:t>关于患者对子宫复旧居家康复项目投诉的正式回复函</w:t>
       </w:r>
     </w:p>
     <w:p>
@@ -94,7 +92,7 @@
           <w:b w:val="0"/>
           <w:sz w:val="24"/>
         </w:rPr>
-        <w:t>关于您对我院开展的子宫复旧居家康复项目及所使用的广州圆医生物科技有限公司生产的生物反馈电刺激治疗仪（注册证号：粤械注准20222090876）提出的质疑，我院高度重视，现就相关事项逐一作出正式回复。</w:t>
+        <w:t>关于您对我院开展的子宫复旧居家康复项目提出的质疑，我院高度重视，现就您反映的各项问题，逐一作出正式回复。</w:t>
       </w:r>
     </w:p>
     <w:p>
@@ -107,7 +105,7 @@
           <w:b/>
           <w:sz w:val="28"/>
         </w:rPr>
-        <w:t>一、关于治疗项目合规性的说明</w:t>
+        <w:t>一、关于"欺诈"指控的回复</w:t>
       </w:r>
     </w:p>
     <w:p>
@@ -120,7 +118,7 @@
           <w:b/>
           <w:sz w:val="26"/>
         </w:rPr>
-        <w:t>1.1 子宫复旧属于成熟的临床治疗项目</w:t>
+        <w:t>1.1 诊疗项目真实存在</w:t>
       </w:r>
     </w:p>
     <w:p>
@@ -133,7 +131,7 @@
           <w:b w:val="0"/>
           <w:sz w:val="24"/>
         </w:rPr>
-        <w:t>子宫复旧（Uterine Involution）是分娩后或人工流产术后促进子宫平滑肌收缩、恢复子宫正常形态的规范化治疗手段，属于妇产科常规诊疗项目。中华医学会妇产科学分会发布的《产后康复指南》以及国家卫生健康委员会发布的《医疗机构诊疗科目名录》中，子宫复旧治疗均属于合法合规的诊疗项目。</w:t>
+        <w:t>子宫复旧（Uterine Involution）是分娩后或人工流产术后促进子宫平滑肌收缩、恢复子宫正常形态的规范化治疗手段，属于妇产科成熟、常规的诊疗项目。该治疗项目在全国各级医疗机构广泛开展，具有充分的循证医学依据，不存在所谓的"虚假治疗"。</w:t>
       </w:r>
     </w:p>
     <w:p>
@@ -146,7 +144,7 @@
           <w:b/>
           <w:sz w:val="26"/>
         </w:rPr>
-        <w:t>1.2 设备注册证完全覆盖子宫复旧治疗</w:t>
+        <w:t>1.2 设备合法合规</w:t>
       </w:r>
     </w:p>
     <w:p>
@@ -159,7 +157,7 @@
           <w:b w:val="0"/>
           <w:sz w:val="24"/>
         </w:rPr>
-        <w:t>我院使用的广州圆医生物科技有限公司生产的生物反馈电刺激治疗仪（注册证号：粤械注准20222090876），经广东省药品监督管理局审批，其适用范围为"对患者的肌肉施加电刺激来恢复患者的肌肉功能障碍"。</w:t>
+        <w:t>我院使用的广州圆医生物科技有限公司生产的生物反馈电刺激治疗仪（注册证号：粤械注准20222090876），经广东省药品监督管理局审批，属于合法的第二类医疗器械。其注册证适用范围明确载明："对患者的肌肉施加电刺激来恢复患者的肌肉功能障碍。"</w:t>
       </w:r>
     </w:p>
     <w:p>
@@ -200,7 +198,7 @@
           <w:b w:val="0"/>
           <w:sz w:val="24"/>
         </w:rPr>
-        <w:t>• 子宫复旧的本质是促进子宫平滑肌收缩</w:t>
+        <w:t>• 子宫复旧的本质是促进子宫平滑肌节律性收缩，恢复收缩功能</w:t>
       </w:r>
     </w:p>
     <w:p>
@@ -214,7 +212,7 @@
           <w:b w:val="0"/>
           <w:sz w:val="24"/>
         </w:rPr>
-        <w:t>• 本设备通过电刺激作用于子宫平滑肌，促进肌肉收缩功能恢复</w:t>
+        <w:t>• 本设备通过电刺激作用于子宫平滑肌，完全在其"肌肉功能障碍"的适用范围之内</w:t>
       </w:r>
     </w:p>
     <w:p>
@@ -227,7 +225,7 @@
           <w:b w:val="0"/>
           <w:sz w:val="24"/>
         </w:rPr>
-        <w:t>因此，子宫复旧治疗完全在本设备适用范围内，不存在所谓的"超范围使用"。</w:t>
+        <w:t>因此，设备用于子宫复旧治疗完全合规，不存在超范围使用，不存在欺诈。</w:t>
       </w:r>
     </w:p>
     <w:p>
@@ -240,7 +238,7 @@
           <w:b/>
           <w:sz w:val="26"/>
         </w:rPr>
-        <w:t>1.3 注册证表述方式的说明</w:t>
+        <w:t>1.3 "假一赔三"不适用</w:t>
       </w:r>
     </w:p>
     <w:p>
@@ -253,33 +251,7 @@
           <w:b w:val="0"/>
           <w:sz w:val="24"/>
         </w:rPr>
-        <w:t>我院注意到，有同类产品（如南京伟思医疗科技的生物刺激反馈仪，注册证号：苏械注准20242092160）的适用范围采用了逐项列举的方式。但需要明确的是，医疗器械注册证的表述方式（概括式与列举式）属于注册申报策略差异，不代表产品治疗能力不同。我国现行医疗器械注册法规并未要求注册证必须穷举所有可治疗的临床项目。</w:t>
-      </w:r>
-    </w:p>
-    <w:p>
-      <w:pPr>
-        <w:spacing w:before="280" w:after="120" w:line="360" w:lineRule="auto"/>
-      </w:pPr>
-      <w:r>
-        <w:rPr>
-          <w:rFonts w:ascii="宋体" w:hAnsi="宋体"/>
-          <w:b/>
-          <w:sz w:val="28"/>
-        </w:rPr>
-        <w:t>二、关于"效果不好、不能治疗"质疑的说明</w:t>
-      </w:r>
-    </w:p>
-    <w:p>
-      <w:pPr>
-        <w:spacing w:before="200" w:after="80" w:line="360" w:lineRule="auto"/>
-      </w:pPr>
-      <w:r>
-        <w:rPr>
-          <w:rFonts w:ascii="宋体" w:hAnsi="宋体"/>
-          <w:b/>
-          <w:sz w:val="26"/>
-        </w:rPr>
-        <w:t>2.1 治疗尚未开始</w:t>
+        <w:t>根据《中华人民共和国消费者权益保护法》第五十五条，"假一赔三"适用的前提是经营者存在欺诈行为，即故意告知虚假情况或故意隐瞒真实情况，诱使消费者作出错误意思表示。</w:t>
       </w:r>
     </w:p>
     <w:p>
@@ -292,98 +264,7 @@
           <w:b w:val="0"/>
           <w:sz w:val="24"/>
         </w:rPr>
-        <w:t>根据我院记录及您本人的陈述，您在进行人工流产术后，经医生评估认为您适合接受子宫复旧居家康复治疗，您及家人签署了知情同意书并完成付款。截至目前，您尚未开始任何正式治疗，设备也未实际使用于您的康复过程。</w:t>
-      </w:r>
-    </w:p>
-    <w:p>
-      <w:pPr>
-        <w:spacing w:before="60" w:after="60" w:line="360" w:lineRule="auto"/>
-      </w:pPr>
-      <w:r>
-        <w:rPr>
-          <w:rFonts w:ascii="宋体" w:hAnsi="宋体"/>
-          <w:b w:val="0"/>
-          <w:sz w:val="24"/>
-        </w:rPr>
-        <w:t>据此，您所称"产品效果不好""不可以做治疗"的表述，缺乏事实基础和客观依据——尚未开始的治疗，无法评价其效果。</w:t>
-      </w:r>
-    </w:p>
-    <w:p>
-      <w:pPr>
-        <w:spacing w:before="200" w:after="80" w:line="360" w:lineRule="auto"/>
-      </w:pPr>
-      <w:r>
-        <w:rPr>
-          <w:rFonts w:ascii="宋体" w:hAnsi="宋体"/>
-          <w:b/>
-          <w:sz w:val="26"/>
-        </w:rPr>
-        <w:t>2.2 设备的临床有效性与安全性</w:t>
-      </w:r>
-    </w:p>
-    <w:p>
-      <w:pPr>
-        <w:spacing w:before="60" w:after="60" w:line="360" w:lineRule="auto"/>
-      </w:pPr>
-      <w:r>
-        <w:rPr>
-          <w:rFonts w:ascii="宋体" w:hAnsi="宋体"/>
-          <w:b w:val="0"/>
-          <w:sz w:val="24"/>
-        </w:rPr>
-        <w:t>广州圆医生物反馈电刺激治疗仪已通过国家药品监督管理局认可的型式检验和临床评价，取得合法的医疗器械注册证（二类），证明其安全性和有效性符合国家标准。该设备在多家医疗机构（包括珠海市妇幼保健院、南方医科大学第八附属医院等）的临床实践中，子宫复旧治疗有效率超过行业平均水平，不存在"虚假治疗"的情形。</w:t>
-      </w:r>
-    </w:p>
-    <w:p>
-      <w:pPr>
-        <w:spacing w:before="280" w:after="120" w:line="360" w:lineRule="auto"/>
-      </w:pPr>
-      <w:r>
-        <w:rPr>
-          <w:rFonts w:ascii="宋体" w:hAnsi="宋体"/>
-          <w:b/>
-          <w:sz w:val="28"/>
-        </w:rPr>
-        <w:t>三、关于"虚假治疗、假一赔三"主张的法律分析</w:t>
-      </w:r>
-    </w:p>
-    <w:p>
-      <w:pPr>
-        <w:spacing w:before="200" w:after="80" w:line="360" w:lineRule="auto"/>
-      </w:pPr>
-      <w:r>
-        <w:rPr>
-          <w:rFonts w:ascii="宋体" w:hAnsi="宋体"/>
-          <w:b/>
-          <w:sz w:val="26"/>
-        </w:rPr>
-        <w:t>3.1 本案不构成消费欺诈</w:t>
-      </w:r>
-    </w:p>
-    <w:p>
-      <w:pPr>
-        <w:spacing w:before="60" w:after="60" w:line="360" w:lineRule="auto"/>
-      </w:pPr>
-      <w:r>
-        <w:rPr>
-          <w:rFonts w:ascii="宋体" w:hAnsi="宋体"/>
-          <w:b w:val="0"/>
-          <w:sz w:val="24"/>
-        </w:rPr>
-        <w:t>根据《中华人民共和国消费者权益保护法》第五十五条关于"假一赔三"的规定，适用前提是经营者存在欺诈行为——即故意告知虚假情况或者故意隐瞒真实情况，诱使消费者做出错误意思表示。</w:t>
-      </w:r>
-    </w:p>
-    <w:p>
-      <w:pPr>
-        <w:spacing w:before="60" w:after="60" w:line="360" w:lineRule="auto"/>
-      </w:pPr>
-      <w:r>
-        <w:rPr>
-          <w:rFonts w:ascii="宋体" w:hAnsi="宋体"/>
-          <w:b w:val="0"/>
-          <w:sz w:val="24"/>
-        </w:rPr>
-        <w:t>在本案中：</w:t>
+        <w:t>本案中：</w:t>
       </w:r>
     </w:p>
     <w:p>
@@ -397,7 +278,7 @@
           <w:b w:val="0"/>
           <w:sz w:val="24"/>
         </w:rPr>
-        <w:t>• 我院向您推荐的子宫复旧项目是真实存在、合法合规的诊疗项目</w:t>
+        <w:t>• 子宫复旧项目是真实的诊疗项目</w:t>
       </w:r>
     </w:p>
     <w:p>
@@ -411,7 +292,7 @@
           <w:b w:val="0"/>
           <w:sz w:val="24"/>
         </w:rPr>
-        <w:t>• 使用的设备是经国家药监局批准的合法医疗器械</w:t>
+        <w:t>• 所用设备是经国家药监局批准的合法医疗器械</w:t>
       </w:r>
     </w:p>
     <w:p>
@@ -425,7 +306,228 @@
           <w:b w:val="0"/>
           <w:sz w:val="24"/>
         </w:rPr>
-        <w:t>• 医生已履行告知义务，您本人签署了知情同意书</w:t>
+        <w:t>• 医生已履行告知义务，患者本人或家属签署了知情同意书</w:t>
+      </w:r>
+    </w:p>
+    <w:p>
+      <w:pPr>
+        <w:spacing w:before="60" w:after="60" w:line="360" w:lineRule="auto"/>
+      </w:pPr>
+      <w:r>
+        <w:rPr>
+          <w:rFonts w:ascii="宋体" w:hAnsi="宋体"/>
+          <w:b w:val="0"/>
+          <w:sz w:val="24"/>
+        </w:rPr>
+        <w:t>上述事实清楚表明，不存在任何欺诈行为，"假一赔三"的诉求缺乏事实和法律依据。</w:t>
+      </w:r>
+    </w:p>
+    <w:p>
+      <w:pPr>
+        <w:spacing w:before="280" w:after="120" w:line="360" w:lineRule="auto"/>
+      </w:pPr>
+      <w:r>
+        <w:rPr>
+          <w:rFonts w:ascii="宋体" w:hAnsi="宋体"/>
+          <w:b/>
+          <w:sz w:val="28"/>
+        </w:rPr>
+        <w:t>二、关于"不清醒状态下被强行购买"及"产品不具备子宫复旧能力"的回复</w:t>
+      </w:r>
+    </w:p>
+    <w:p>
+      <w:pPr>
+        <w:spacing w:before="200" w:after="80" w:line="360" w:lineRule="auto"/>
+      </w:pPr>
+      <w:r>
+        <w:rPr>
+          <w:rFonts w:ascii="宋体" w:hAnsi="宋体"/>
+          <w:b/>
+          <w:sz w:val="26"/>
+        </w:rPr>
+        <w:t>2.1 关于"不清醒状态下强行购买"</w:t>
+      </w:r>
+    </w:p>
+    <w:p>
+      <w:pPr>
+        <w:spacing w:before="60" w:after="60" w:line="360" w:lineRule="auto"/>
+      </w:pPr>
+      <w:r>
+        <w:rPr>
+          <w:rFonts w:ascii="宋体" w:hAnsi="宋体"/>
+          <w:b w:val="0"/>
+          <w:sz w:val="24"/>
+        </w:rPr>
+        <w:t>根据我院记录，项目的知情告知、选购及费用支付均由您本人或您授权的家人（您先生）在手机端操作完成。知情同意书中已明确告知治疗内容、费用标准及风险提示，操作流程完整、规范。</w:t>
+      </w:r>
+    </w:p>
+    <w:p>
+      <w:pPr>
+        <w:spacing w:before="60" w:after="60" w:line="360" w:lineRule="auto"/>
+      </w:pPr>
+      <w:r>
+        <w:rPr>
+          <w:rFonts w:ascii="宋体" w:hAnsi="宋体"/>
+          <w:b w:val="0"/>
+          <w:sz w:val="24"/>
+        </w:rPr>
+        <w:t>所谓"不清醒状态下被强行购买"的表述与客观事实不符。如您坚持该主张，烦请提供相关证据材料，我院将依法依规核实处理。</w:t>
+      </w:r>
+    </w:p>
+    <w:p>
+      <w:pPr>
+        <w:spacing w:before="200" w:after="80" w:line="360" w:lineRule="auto"/>
+      </w:pPr>
+      <w:r>
+        <w:rPr>
+          <w:rFonts w:ascii="宋体" w:hAnsi="宋体"/>
+          <w:b/>
+          <w:sz w:val="26"/>
+        </w:rPr>
+        <w:t>2.2 关于"产品不具备子宫复旧治疗能力"</w:t>
+      </w:r>
+    </w:p>
+    <w:p>
+      <w:pPr>
+        <w:spacing w:before="60" w:after="60" w:line="360" w:lineRule="auto"/>
+      </w:pPr>
+      <w:r>
+        <w:rPr>
+          <w:rFonts w:ascii="宋体" w:hAnsi="宋体"/>
+          <w:b w:val="0"/>
+          <w:sz w:val="24"/>
+        </w:rPr>
+        <w:t>#### （1）治疗尚未开始，不具备评价基础</w:t>
+      </w:r>
+    </w:p>
+    <w:p>
+      <w:pPr>
+        <w:spacing w:before="60" w:after="60" w:line="360" w:lineRule="auto"/>
+      </w:pPr>
+      <w:r>
+        <w:rPr>
+          <w:rFonts w:ascii="宋体" w:hAnsi="宋体"/>
+          <w:b w:val="0"/>
+          <w:sz w:val="24"/>
+        </w:rPr>
+        <w:t>根据记录，您在接受人工流产术后，经医生评估认为适合接受子宫复旧居家康复治疗。但截至目前，您尚未开始任何正式治疗，设备也未实际使用于您的康复过程。治疗尚未开展即断言"产品效果不好""不具备治疗能力"，缺乏事实基础和客观依据。</w:t>
+      </w:r>
+    </w:p>
+    <w:p>
+      <w:pPr>
+        <w:spacing w:before="60" w:after="60" w:line="360" w:lineRule="auto"/>
+      </w:pPr>
+      <w:r>
+        <w:rPr>
+          <w:rFonts w:ascii="宋体" w:hAnsi="宋体"/>
+          <w:b w:val="0"/>
+          <w:sz w:val="24"/>
+        </w:rPr>
+        <w:t>#### （2）设备临床有效性有充分证据</w:t>
+      </w:r>
+    </w:p>
+    <w:p>
+      <w:pPr>
+        <w:spacing w:before="60" w:after="60" w:line="360" w:lineRule="auto"/>
+      </w:pPr>
+      <w:r>
+        <w:rPr>
+          <w:rFonts w:ascii="宋体" w:hAnsi="宋体"/>
+          <w:b w:val="0"/>
+          <w:sz w:val="24"/>
+        </w:rPr>
+        <w:t>广州圆医生物反馈电刺激治疗仪已通过国家药品监督管理局认可的型式检验和临床评价，取得合法二类医疗器械注册证。该设备在珠海市妇幼保健院、南方医科大学第八附属医院等多家合作医院的临床实践中，用于子宫复旧治疗的有效率超过行业平均水平，不存在"不具备治疗能力"的情形。</w:t>
+      </w:r>
+    </w:p>
+    <w:p>
+      <w:pPr>
+        <w:spacing w:before="60" w:after="60" w:line="360" w:lineRule="auto"/>
+      </w:pPr>
+      <w:r>
+        <w:rPr>
+          <w:rFonts w:ascii="宋体" w:hAnsi="宋体"/>
+          <w:b w:val="0"/>
+          <w:sz w:val="24"/>
+        </w:rPr>
+        <w:t>#### （3）注册证表述方式不影响治疗能力</w:t>
+      </w:r>
+    </w:p>
+    <w:p>
+      <w:pPr>
+        <w:spacing w:before="60" w:after="60" w:line="360" w:lineRule="auto"/>
+      </w:pPr>
+      <w:r>
+        <w:rPr>
+          <w:rFonts w:ascii="宋体" w:hAnsi="宋体"/>
+          <w:b w:val="0"/>
+          <w:sz w:val="24"/>
+        </w:rPr>
+        <w:t>注册证适用范围采用概括式写法（"恢复肌肉功能障碍"），与部分同类产品采用列举式写法（逐项列明具体适应症）的差异，属于企业注册申报策略的不同。概括式不等于不能治，列举式不等于独家能治，两种写法均为现行法规所认可，经审评机构审核确认后具有同等法律效力。</w:t>
+      </w:r>
+    </w:p>
+    <w:p>
+      <w:pPr>
+        <w:spacing w:before="280" w:after="120" w:line="360" w:lineRule="auto"/>
+      </w:pPr>
+      <w:r>
+        <w:rPr>
+          <w:rFonts w:ascii="宋体" w:hAnsi="宋体"/>
+          <w:b/>
+          <w:sz w:val="28"/>
+        </w:rPr>
+        <w:t>三、关于"收费模式及第三方平台收款"的回复</w:t>
+      </w:r>
+    </w:p>
+    <w:p>
+      <w:pPr>
+        <w:spacing w:before="200" w:after="80" w:line="360" w:lineRule="auto"/>
+      </w:pPr>
+      <w:r>
+        <w:rPr>
+          <w:rFonts w:ascii="宋体" w:hAnsi="宋体"/>
+          <w:b/>
+          <w:sz w:val="26"/>
+        </w:rPr>
+        <w:t>3.1 项目合作模式合法合规</w:t>
+      </w:r>
+    </w:p>
+    <w:p>
+      <w:pPr>
+        <w:spacing w:before="60" w:after="60" w:line="360" w:lineRule="auto"/>
+      </w:pPr>
+      <w:r>
+        <w:rPr>
+          <w:rFonts w:ascii="宋体" w:hAnsi="宋体"/>
+          <w:b w:val="0"/>
+          <w:sz w:val="24"/>
+        </w:rPr>
+        <w:t>我院开展的子宫复旧居家康复项目，系通过合法、公开的招标程序引入广州圆爱康生物科技有限公司作为第三方服务提供商。该合作模式经医院招标采购程序审批，程序合法合规。</w:t>
+      </w:r>
+    </w:p>
+    <w:p>
+      <w:pPr>
+        <w:spacing w:before="200" w:after="80" w:line="360" w:lineRule="auto"/>
+      </w:pPr>
+      <w:r>
+        <w:rPr>
+          <w:rFonts w:ascii="宋体" w:hAnsi="宋体"/>
+          <w:b/>
+          <w:sz w:val="26"/>
+        </w:rPr>
+        <w:t>3.2 费用收取与分配的合法性</w:t>
+      </w:r>
+    </w:p>
+    <w:p>
+      <w:pPr>
+        <w:spacing w:before="60" w:after="60" w:line="360" w:lineRule="auto"/>
+      </w:pPr>
+      <w:r>
+        <w:rPr>
+          <w:rFonts w:ascii="宋体" w:hAnsi="宋体"/>
+          <w:b w:val="0"/>
+          <w:sz w:val="24"/>
+        </w:rPr>
+        <w:t>在本项目中：</w:t>
       </w:r>
     </w:p>
     <w:p>
@@ -439,7 +541,35 @@
           <w:b w:val="0"/>
           <w:sz w:val="24"/>
         </w:rPr>
-        <w:t>• 项目的治疗效果有充分的临床证据支持</w:t>
+        <w:t>• 费用由圆爱康收取：患者支付的居家康复服务费用由圆爱康作为服务提供方统一收取</w:t>
+      </w:r>
+    </w:p>
+    <w:p>
+      <w:pPr>
+        <w:spacing w:before="40" w:after="40" w:line="360" w:lineRule="auto"/>
+        <w:ind w:left="425"/>
+      </w:pPr>
+      <w:r>
+        <w:rPr>
+          <w:rFonts w:ascii="宋体" w:hAnsi="宋体"/>
+          <w:b w:val="0"/>
+          <w:sz w:val="24"/>
+        </w:rPr>
+        <w:t>• 圆爱康向医院缴纳管理费：该管理费对应的是医院为患者提供的医疗服务支撑，包括但不限于：治疗方案的制定与指导、医疗风险的管控与应急处理、医疗质量监控、患者随访管理等</w:t>
+      </w:r>
+    </w:p>
+    <w:p>
+      <w:pPr>
+        <w:spacing w:before="40" w:after="40" w:line="360" w:lineRule="auto"/>
+        <w:ind w:left="425"/>
+      </w:pPr>
+      <w:r>
+        <w:rPr>
+          <w:rFonts w:ascii="宋体" w:hAnsi="宋体"/>
+          <w:b w:val="0"/>
+          <w:sz w:val="24"/>
+        </w:rPr>
+        <w:t>• 医院通过管理费获得合理回报，而非"直接收费、直接获利"</w:t>
       </w:r>
     </w:p>
     <w:p>
@@ -452,7 +582,7 @@
           <w:b w:val="0"/>
           <w:sz w:val="24"/>
         </w:rPr>
-        <w:t>上述事实足以证明，不存在任何虚假陈述或欺诈行为，"假一赔三"的诉求缺乏事实和法律依据。</w:t>
+        <w:t>该模式是当前"互联网+医疗健康"领域普遍采用的合法合规的合作模式，符合国家卫生健康委员会等部门关于促进"互联网+医疗健康"发展的相关政策导向。</w:t>
       </w:r>
     </w:p>
     <w:p>
@@ -465,7 +595,7 @@
           <w:b/>
           <w:sz w:val="26"/>
         </w:rPr>
-        <w:t>3.2 关于"不清醒状态下买单"的说明</w:t>
+        <w:t>3.3 患者费用去向清晰</w:t>
       </w:r>
     </w:p>
     <w:p>
@@ -478,7 +608,49 @@
           <w:b w:val="0"/>
           <w:sz w:val="24"/>
         </w:rPr>
-        <w:t>根据我院记录，您项目的购买和付费由您本人或您授权的家人（您先生）在手机端操作完成。整个过程中，知情同意书已明确告知治疗内容、费用标准及风险提示，操作流程符合规范。所谓"不清醒状态"的陈述，与客观事实不符。</w:t>
+        <w:t>您的治疗费用全额进入圆爱康平台，其中：</w:t>
+      </w:r>
+    </w:p>
+    <w:p>
+      <w:pPr>
+        <w:spacing w:before="40" w:after="40" w:line="360" w:lineRule="auto"/>
+        <w:ind w:left="425"/>
+      </w:pPr>
+      <w:r>
+        <w:rPr>
+          <w:rFonts w:ascii="宋体" w:hAnsi="宋体"/>
+          <w:b w:val="0"/>
+          <w:sz w:val="24"/>
+        </w:rPr>
+        <w:t>• 部分用于设备投入、软件平台运营、患者服务等</w:t>
+      </w:r>
+    </w:p>
+    <w:p>
+      <w:pPr>
+        <w:spacing w:before="40" w:after="40" w:line="360" w:lineRule="auto"/>
+        <w:ind w:left="425"/>
+      </w:pPr>
+      <w:r>
+        <w:rPr>
+          <w:rFonts w:ascii="宋体" w:hAnsi="宋体"/>
+          <w:b w:val="0"/>
+          <w:sz w:val="24"/>
+        </w:rPr>
+        <w:t>• 部分以管理费形式支付给医院，用于覆盖医院提供的医疗服务支撑成本</w:t>
+      </w:r>
+    </w:p>
+    <w:p>
+      <w:pPr>
+        <w:spacing w:before="40" w:after="40" w:line="360" w:lineRule="auto"/>
+        <w:ind w:left="425"/>
+      </w:pPr>
+      <w:r>
+        <w:rPr>
+          <w:rFonts w:ascii="宋体" w:hAnsi="宋体"/>
+          <w:b w:val="0"/>
+          <w:sz w:val="24"/>
+        </w:rPr>
+        <w:t>• 所有资金流向清晰透明，不存在违规收费或非法获利的情形</w:t>
       </w:r>
     </w:p>
     <w:p>
@@ -491,7 +663,7 @@
           <w:b/>
           <w:sz w:val="26"/>
         </w:rPr>
-        <w:t>3.3 消费者的权利边界</w:t>
+        <w:t>3.4 关于"医院把患者丢给第三方"的说法</w:t>
       </w:r>
     </w:p>
     <w:p>
@@ -504,7 +676,76 @@
           <w:b w:val="0"/>
           <w:sz w:val="24"/>
         </w:rPr>
-        <w:t>《消费者权益保护法》在保护消费者合法权益的同时，也要求消费者诚实信用、理性维权。单方质疑、缺乏事实依据的指控，不属于法律保护的正当维权行为。</w:t>
+        <w:t>该说法与事实不符。在本项目中，医院全程参与患者的诊疗管理，包括：</w:t>
+      </w:r>
+    </w:p>
+    <w:p>
+      <w:pPr>
+        <w:spacing w:before="40" w:after="40" w:line="360" w:lineRule="auto"/>
+        <w:ind w:left="425"/>
+      </w:pPr>
+      <w:r>
+        <w:rPr>
+          <w:rFonts w:ascii="宋体" w:hAnsi="宋体"/>
+          <w:b w:val="0"/>
+          <w:sz w:val="24"/>
+        </w:rPr>
+        <w:t>• 术前评估与治疗方案制定（由医院医生完成）</w:t>
+      </w:r>
+    </w:p>
+    <w:p>
+      <w:pPr>
+        <w:spacing w:before="40" w:after="40" w:line="360" w:lineRule="auto"/>
+        <w:ind w:left="425"/>
+      </w:pPr>
+      <w:r>
+        <w:rPr>
+          <w:rFonts w:ascii="宋体" w:hAnsi="宋体"/>
+          <w:b w:val="0"/>
+          <w:sz w:val="24"/>
+        </w:rPr>
+        <w:t>• 治疗过程中的医疗指导与监控</w:t>
+      </w:r>
+    </w:p>
+    <w:p>
+      <w:pPr>
+        <w:spacing w:before="40" w:after="40" w:line="360" w:lineRule="auto"/>
+        <w:ind w:left="425"/>
+      </w:pPr>
+      <w:r>
+        <w:rPr>
+          <w:rFonts w:ascii="宋体" w:hAnsi="宋体"/>
+          <w:b w:val="0"/>
+          <w:sz w:val="24"/>
+        </w:rPr>
+        <w:t>• 不良事件的应急处置</w:t>
+      </w:r>
+    </w:p>
+    <w:p>
+      <w:pPr>
+        <w:spacing w:before="40" w:after="40" w:line="360" w:lineRule="auto"/>
+        <w:ind w:left="425"/>
+      </w:pPr>
+      <w:r>
+        <w:rPr>
+          <w:rFonts w:ascii="宋体" w:hAnsi="宋体"/>
+          <w:b w:val="0"/>
+          <w:sz w:val="24"/>
+        </w:rPr>
+        <w:t>• 治疗结束后的随访与康复评估</w:t>
+      </w:r>
+    </w:p>
+    <w:p>
+      <w:pPr>
+        <w:spacing w:before="60" w:after="60" w:line="360" w:lineRule="auto"/>
+      </w:pPr>
+      <w:r>
+        <w:rPr>
+          <w:rFonts w:ascii="宋体" w:hAnsi="宋体"/>
+          <w:b w:val="0"/>
+          <w:sz w:val="24"/>
+        </w:rPr>
+        <w:t>圆爱康作为第三方服务商，仅在设备提供、软件平台运营、患者操作指导等方面提供技术支持。患者的医疗服务主体始终是医院，不存在"丢给第三方"的情形。</w:t>
       </w:r>
     </w:p>
     <w:p>
@@ -530,7 +771,7 @@
           <w:b w:val="0"/>
           <w:sz w:val="24"/>
         </w:rPr>
-        <w:t>本着对患者负责、对诊疗行为负责的态度，尽管本项目的开展完全合法合规、不存在任何虚假或欺诈情形，我院已于2026年7月10日前将您支付的费用全额退还。</w:t>
+        <w:t>尽管本项目的开展完全合法合规，不存在任何虚假或欺诈情形，我院已于2026年7月10日前将您支付的费用全额退还。</w:t>
       </w:r>
     </w:p>
     <w:p>
@@ -543,7 +784,7 @@
           <w:b w:val="0"/>
           <w:sz w:val="24"/>
         </w:rPr>
-        <w:t>需要强调的是，退款是基于我院对患者权益的尊重和人文关怀，而非对所谓"违规治疗"的承认。我院保留就您的不实指控追究相应法律责任的权利。</w:t>
+        <w:t>需要郑重声明：退款是基于我院对患者权益的尊重和人文关怀，绝非对所谓"违规治疗"或"欺诈行为"的承认。 我院保留就不实指控追究相应法律责任的权利。</w:t>
       </w:r>
     </w:p>
     <w:p>
@@ -569,7 +810,7 @@
           <w:b w:val="0"/>
           <w:sz w:val="24"/>
         </w:rPr>
-        <w:t>1. 子宫复旧居家康复项目合法合规，所使用的医疗器械均在注册证适用范围内，不存在超范围治疗。</w:t>
+        <w:t>1. 子宫复旧居家康复项目合法合规：设备注册证覆盖治疗范围，合作模式经公开招标，收费方式合规透明。</w:t>
       </w:r>
     </w:p>
     <w:p>
@@ -582,7 +823,7 @@
           <w:b w:val="0"/>
           <w:sz w:val="24"/>
         </w:rPr>
-        <w:t>2. 不存在欺诈行为，治疗尚未开始，"效果不好"的指控无事实依据。</w:t>
+        <w:t>2. 不存在任何欺诈行为：诊疗项目真实存在，设备合法有效，知情同意流程完整。</w:t>
       </w:r>
     </w:p>
     <w:p>
@@ -595,7 +836,7 @@
           <w:b w:val="0"/>
           <w:sz w:val="24"/>
         </w:rPr>
-        <w:t>3. 退款已完成，但退款不等于承认违规，我院不承担任何"假一赔三"的法律责任。</w:t>
+        <w:t>3. 不存在"不清醒状态下强行购买"：所有流程均经患者本人或授权家属操作确认。</w:t>
       </w:r>
     </w:p>
     <w:p>
@@ -608,7 +849,33 @@
           <w:b w:val="0"/>
           <w:sz w:val="24"/>
         </w:rPr>
-        <w:t>4. 保留法律追诉权：如您继续散布不实信息，损害我院及广州圆医生物科技有限公司的商业信誉，我院将依法追究相关法律责任。</w:t>
+        <w:t>4. 收费模式合规透明：第三方平台收款为"互联网+医疗健康"合法模式，资金去向清晰。</w:t>
+      </w:r>
+    </w:p>
+    <w:p>
+      <w:pPr>
+        <w:spacing w:before="60" w:after="60" w:line="360" w:lineRule="auto"/>
+      </w:pPr>
+      <w:r>
+        <w:rPr>
+          <w:rFonts w:ascii="宋体" w:hAnsi="宋体"/>
+          <w:b w:val="0"/>
+          <w:sz w:val="24"/>
+        </w:rPr>
+        <w:t>5. 退款已完成，但不承认任何违规或欺诈，不承担"假一赔三"责任。</w:t>
+      </w:r>
+    </w:p>
+    <w:p>
+      <w:pPr>
+        <w:spacing w:before="60" w:after="60" w:line="360" w:lineRule="auto"/>
+      </w:pPr>
+      <w:r>
+        <w:rPr>
+          <w:rFonts w:ascii="宋体" w:hAnsi="宋体"/>
+          <w:b w:val="0"/>
+          <w:sz w:val="24"/>
+        </w:rPr>
+        <w:t>6. 保留法律追诉权：如继续散布不实信息，损害我院及合作方的商业信誉，我院将依法追究法律责任。</w:t>
       </w:r>
     </w:p>
     <w:p>
@@ -634,7 +901,7 @@
           <w:b w:val="0"/>
           <w:sz w:val="24"/>
         </w:rPr>
-        <w:t>如您对治疗项目或设备仍有疑问，建议通过以下合法途径解决：</w:t>
+        <w:t>如您对上述回复仍有异议，建议通过以下合法途径解决：</w:t>
       </w:r>
     </w:p>
     <w:p>
@@ -647,7 +914,7 @@
           <w:b w:val="0"/>
           <w:sz w:val="24"/>
         </w:rPr>
-        <w:t>1. 向我院医务科或医患关系办公室进一步沟通</w:t>
+        <w:t>1. 向我院医务科或医患关系办公室进一步沟通协商</w:t>
       </w:r>
     </w:p>
     <w:p>
